--- a/Ko_Zeli_Biti_CEO_Specifikacija.docx
+++ b/Ko_Zeli_Biti_CEO_Specifikacija.docx
@@ -44,7 +44,7 @@
           <w:sz w:val="24"/>
           <w:color w:val="334155"/>
         </w:rPr>
-        <w:t xml:space="preserve">Perspektiva: Vi ste CEO kompanije koji donosi strateške odluke i rješava skupe operativne probleme pomoću Shape9 sistema: Mode, Pulse, Atlas, Libra i Vesta. Rječnik pitanja prilagođen je srednjoškolcima, studentima i posjetiocima bez poslovnog predznanja.</w:t>
+        <w:t xml:space="preserve">Perspektiva: Vi ste CEO kompanije koji donosi strateške odluke i rješava skupe operativne probleme. Rječnik i situacije prilagođeni su učenicima i studentima sa jasnim metaforama za dedukciju tačnih rješenja.</w:t>
       </w:r>
     </w:p>
     <w:p>
@@ -59,7 +59,7 @@
           <w:sz w:val="32"/>
           <w:color w:val="010D13"/>
         </w:rPr>
-        <w:t xml:space="preserve">1. Uvodni briefing prije početka igre (Za takmičare i prezentere)</w:t>
+        <w:t xml:space="preserve">1. Uvodni vodič kroz 5 Shape9 rješenja (Jednostavne i zabavne metafore)</w:t>
       </w:r>
     </w:p>
     <w:p>
@@ -73,7 +73,7 @@
           <w:sz w:val="22"/>
           <w:color w:val="010D13"/>
         </w:rPr>
-        <w:t xml:space="preserve">Prije nego što započne kviz, takmičar na ekranu (ili od strane voditelja) dobija kratak uvod od jedne do dvije jasne rečenice za svako od 5 Shape9 softverskih rješenja:</w:t>
+        <w:t xml:space="preserve">Svako rješenje ima jasnu esenciju i 'formulu za prepoznavanje' tako da igrač iz 2–3 rečenice može odmah dedukovati šta treba odabrati:</w:t>
       </w:r>
     </w:p>
     <w:tbl>
@@ -90,7 +90,8 @@
       </w:tblPr>
       <w:tblGrid>
         <w:gridCol w:w="2600"/>
-        <w:gridCol w:w="7000"/>
+        <w:gridCol w:w="4400"/>
+        <w:gridCol w:w="2600"/>
       </w:tblGrid>
       <w:tr>
         <w:trPr>
@@ -117,7 +118,7 @@
                 <w:sz w:val="19"/>
                 <w:color w:val="475569"/>
               </w:rPr>
-              <w:t xml:space="preserve">Rješenje (Brend boja)</w:t>
+              <w:t xml:space="preserve">Rješenje i metafora</w:t>
             </w:r>
           </w:p>
         </w:tc>
@@ -142,7 +143,32 @@
                 <w:sz w:val="19"/>
                 <w:color w:val="475569"/>
               </w:rPr>
-              <w:t xml:space="preserve">Čemu služi (1–2 jednostavne rečenice razumljive mladima)</w:t>
+              <w:t xml:space="preserve">Čemu služi (Essence u 2 rečenice)</w:t>
+            </w:r>
+          </w:p>
+        </w:tc>
+        <w:tc>
+          <w:tcPr>
+            <w:shd w:val="clear" w:color="auto" w:fill="F1F5F9"/>
+            <w:tcMar>
+              <w:top w:w="120"/>
+              <w:bottom w:w="120"/>
+              <w:left w:w="160"/>
+              <w:right w:w="160"/>
+            </w:tcMar>
+          </w:tcPr>
+          <w:p>
+            <w:pPr>
+              <w:spacing w:before="0" w:after="0"/>
+            </w:pPr>
+            <w:r>
+              <w:rPr>
+                <w:rFonts w:ascii="JetBrains Mono" w:hAnsi="JetBrains Mono" w:cs="JetBrains Mono"/>
+                <w:b/>
+                <w:sz w:val="19"/>
+                <w:color w:val="475569"/>
+              </w:rPr>
+              <w:t xml:space="preserve">🎯 Kako igrač prepoznaje tačan odgovor</w:t>
             </w:r>
           </w:p>
         </w:tc>
@@ -167,7 +193,8 @@
                 <w:sz w:val="20"/>
                 <w:color w:val="1E293B"/>
               </w:rPr>
-              <w:t xml:space="preserve">Mode (#FF6170 · Koraljna)</w:t>
+              <w:t xml:space="preserve">Mode (#FF6170 · Koraljna)
+„Mozak za modne radnje”</w:t>
             </w:r>
           </w:p>
         </w:tc>
@@ -190,7 +217,30 @@
                 <w:sz w:val="20"/>
                 <w:color w:val="1E293B"/>
               </w:rPr>
-              <w:t xml:space="preserve">Softver za modne radnje i butike. Povezuje kase, zalihe i brzu poštu u realnom vremenu tako da radnik na kasi u sekundi vidi ima li tražena veličina dukserice ili jakne u bilo kojoj radnji.</w:t>
+              <w:t xml:space="preserve">Dok obične kase samo kucaju račun, Mode u sekundi zna ima li ta dukserica ili jakna u veličini L u bilo kojoj tvojoj radnji i jednim klikom šalje nalog kuriru brze pošte.</w:t>
+            </w:r>
+          </w:p>
+        </w:tc>
+        <w:tc>
+          <w:tcPr>
+            <w:tcMar>
+              <w:top w:w="100"/>
+              <w:bottom w:w="100"/>
+              <w:left w:w="160"/>
+              <w:right w:w="160"/>
+            </w:tcMar>
+          </w:tcPr>
+          <w:p>
+            <w:pPr>
+              <w:spacing w:before="0" w:after="0"/>
+            </w:pPr>
+            <w:r>
+              <w:rPr>
+                <w:rFonts w:ascii="Inter" w:hAnsi="Inter" w:cs="Inter"/>
+                <w:sz w:val="20"/>
+                <w:color w:val="1E293B"/>
+              </w:rPr>
+              <w:t xml:space="preserve">Ako je u pitanju prodaja odjeće, veličine (S/M/L) ili slanje paketa iz butika – odgovor je Mode!</w:t>
             </w:r>
           </w:p>
         </w:tc>
@@ -215,7 +265,8 @@
                 <w:sz w:val="20"/>
                 <w:color w:val="1E293B"/>
               </w:rPr>
-              <w:t xml:space="preserve">Pulse (#A98CFF · Ljubičasta)</w:t>
+              <w:t xml:space="preserve">Pulse (#A98CFF · Ljubičasta)
+„Inspektor sa super-sluhom”</w:t>
             </w:r>
           </w:p>
         </w:tc>
@@ -238,7 +289,30 @@
                 <w:sz w:val="20"/>
                 <w:color w:val="1E293B"/>
               </w:rPr>
-              <w:t xml:space="preserve">Sistem koji automatski preslušava i analizira 100% obavljenih poziva u korisničkoj podršci. Odmah javlja ako je agent rekao pogrešnu cijenu ili prekršio pravilo razgovora.</w:t>
+              <w:t xml:space="preserve">Dok čovjek može preslušati jedva 15 poziva mjesečno, Pulse automatski presluša i provjeri 100% svih telefonskih razgovora u podršci i odmah alarmira ako je agent slagao za cijenu ili prekršio pravilo.</w:t>
+            </w:r>
+          </w:p>
+        </w:tc>
+        <w:tc>
+          <w:tcPr>
+            <w:tcMar>
+              <w:top w:w="100"/>
+              <w:bottom w:w="100"/>
+              <w:left w:w="160"/>
+              <w:right w:w="160"/>
+            </w:tcMar>
+          </w:tcPr>
+          <w:p>
+            <w:pPr>
+              <w:spacing w:before="0" w:after="0"/>
+            </w:pPr>
+            <w:r>
+              <w:rPr>
+                <w:rFonts w:ascii="Inter" w:hAnsi="Inter" w:cs="Inter"/>
+                <w:sz w:val="20"/>
+                <w:color w:val="1E293B"/>
+              </w:rPr>
+              <w:t xml:space="preserve">Ako se priča o telefonskim pozivima, agentima na slušalicama ili audio snimcima – odgovor je Pulse!</w:t>
             </w:r>
           </w:p>
         </w:tc>
@@ -263,7 +337,8 @@
                 <w:sz w:val="20"/>
                 <w:color w:val="1E293B"/>
               </w:rPr>
-              <w:t xml:space="preserve">Atlas (#FFA658 · Narandžasta)</w:t>
+              <w:t xml:space="preserve">Atlas (#FFA658 · Narandžasta)
+„GPS i radar za skladište”</w:t>
             </w:r>
           </w:p>
         </w:tc>
@@ -286,7 +361,30 @@
                 <w:sz w:val="20"/>
                 <w:color w:val="1E293B"/>
               </w:rPr>
-              <w:t xml:space="preserve">Pametni sistem za velika skladišta (WMS). Vodi radnike skenerom tačno do prave police i provjerava svaki artikal prije slanja, kako kupac nikada ne bi dobio pogrešan proizvod.</w:t>
+              <w:t xml:space="preserve">Vodi radnika sa skenerom u ruci tačno do prave police i ne da mu da spakuje paket dok ne skenira tačan barkod, tako da kupac nikad ne dobije pogrešan model.</w:t>
+            </w:r>
+          </w:p>
+        </w:tc>
+        <w:tc>
+          <w:tcPr>
+            <w:tcMar>
+              <w:top w:w="100"/>
+              <w:bottom w:w="100"/>
+              <w:left w:w="160"/>
+              <w:right w:w="160"/>
+            </w:tcMar>
+          </w:tcPr>
+          <w:p>
+            <w:pPr>
+              <w:spacing w:before="0" w:after="0"/>
+            </w:pPr>
+            <w:r>
+              <w:rPr>
+                <w:rFonts w:ascii="Inter" w:hAnsi="Inter" w:cs="Inter"/>
+                <w:sz w:val="20"/>
+                <w:color w:val="1E293B"/>
+              </w:rPr>
+              <w:t xml:space="preserve">Ako se roba slaže na palete, broji na policama ili šalje iz skladišta kupcima – odgovor je Atlas!</w:t>
             </w:r>
           </w:p>
         </w:tc>
@@ -311,7 +409,8 @@
                 <w:sz w:val="20"/>
                 <w:color w:val="1E293B"/>
               </w:rPr>
-              <w:t xml:space="preserve">Libra (#3DD68C · Zelena)</w:t>
+              <w:t xml:space="preserve">Libra (#3DD68C · Zelena)
+„Čitač računa koji mrzi papir”</w:t>
             </w:r>
           </w:p>
         </w:tc>
@@ -334,7 +433,30 @@
                 <w:sz w:val="20"/>
                 <w:color w:val="1E293B"/>
               </w:rPr>
-              <w:t xml:space="preserve">Digitalni asistent za ulazne račune i dokumente. Sam prepoznaje tekst i brojeve sa fotografija računa slikanih mobitelom i PDF faktura, bez dosadnog ručnog prekucavanja.</w:t>
+              <w:t xml:space="preserve">Samo proslijediš PDF fakturu na mail ili uslikaš račun mobitelom na benzinskoj pumpi, a Libra sama 'pročita' brojeve i troškove bez ijednog ručnog prekucavanja u tabelu.</w:t>
+            </w:r>
+          </w:p>
+        </w:tc>
+        <w:tc>
+          <w:tcPr>
+            <w:tcMar>
+              <w:top w:w="100"/>
+              <w:bottom w:w="100"/>
+              <w:left w:w="160"/>
+              <w:right w:w="160"/>
+            </w:tcMar>
+          </w:tcPr>
+          <w:p>
+            <w:pPr>
+              <w:spacing w:before="0" w:after="0"/>
+            </w:pPr>
+            <w:r>
+              <w:rPr>
+                <w:rFonts w:ascii="Inter" w:hAnsi="Inter" w:cs="Inter"/>
+                <w:sz w:val="20"/>
+                <w:color w:val="1E293B"/>
+              </w:rPr>
+              <w:t xml:space="preserve">Ako se spominju ulazni računi, fotografije troškova sa terena ili gomile PDF faktura – odgovor je Libra!</w:t>
             </w:r>
           </w:p>
         </w:tc>
@@ -359,7 +481,8 @@
                 <w:sz w:val="20"/>
                 <w:color w:val="1E293B"/>
               </w:rPr>
-              <w:t xml:space="preserve">Vesta (#588DFA · Tehnološko plava)</w:t>
+              <w:t xml:space="preserve">Vesta (#588DFA · Plava)
+„Čuvar imovine tvoje firme”</w:t>
             </w:r>
           </w:p>
         </w:tc>
@@ -382,7 +505,30 @@
                 <w:sz w:val="20"/>
                 <w:color w:val="1E293B"/>
               </w:rPr>
-              <w:t xml:space="preserve">Registar cjelokupne opreme i imovine firme. U svakom trenutku tačno zna ko duži koji radni laptop, telefon, službeno vozilo ili mašinu i gdje se oprema nalazi.</w:t>
+              <w:t xml:space="preserve">Dok Atlas prati robu koju prodaješ kupcima, Vesta prati stvari koje firma posjeduje: u svakom trenu zna ko duži koji radni laptop, ko vozi koje auto i gdje se nalazi koja mašina.</w:t>
+            </w:r>
+          </w:p>
+        </w:tc>
+        <w:tc>
+          <w:tcPr>
+            <w:tcMar>
+              <w:top w:w="100"/>
+              <w:bottom w:w="100"/>
+              <w:left w:w="160"/>
+              <w:right w:w="160"/>
+            </w:tcMar>
+          </w:tcPr>
+          <w:p>
+            <w:pPr>
+              <w:spacing w:before="0" w:after="0"/>
+            </w:pPr>
+            <w:r>
+              <w:rPr>
+                <w:rFonts w:ascii="Inter" w:hAnsi="Inter" w:cs="Inter"/>
+                <w:sz w:val="20"/>
+                <w:color w:val="1E293B"/>
+              </w:rPr>
+              <w:t xml:space="preserve">Ako se traži ko je zadužio opremu firme (laptope, telefone, auta, alate) – odgovor je Vesta!</w:t>
             </w:r>
           </w:p>
         </w:tc>
@@ -396,6 +542,66 @@
     <w:p>
       <w:pPr>
         <w:jc w:val="left"/>
+        <w:spacing w:before="200" w:after="100"/>
+      </w:pPr>
+      <w:r>
+        <w:rPr>
+          <w:rFonts w:ascii="Inter" w:hAnsi="Inter" w:cs="Inter"/>
+          <w:b/>
+          <w:sz w:val="28"/>
+          <w:color w:val="010D13"/>
+        </w:rPr>
+        <w:t xml:space="preserve">2. Uporedni trikovi za igrače (Dvojbe koje mogu zbuniti)</w:t>
+      </w:r>
+    </w:p>
+    <w:p>
+      <w:pPr>
+        <w:jc w:val="left"/>
+        <w:spacing w:before="0" w:after="60"/>
+      </w:pPr>
+      <w:r>
+        <w:rPr>
+          <w:rFonts w:ascii="Inter" w:hAnsi="Inter" w:cs="Inter"/>
+          <w:b/>
+          <w:sz w:val="22"/>
+          <w:color w:val="010D13"/>
+        </w:rPr>
+        <w:t xml:space="preserve">• 📦 Atlas vs Vesta: Atlas je roba na policama za kupce (zalihe za prodaju). Vesta je oprema koju firma posjeduje i ne prodaje (laptopi, vozila, alati).</w:t>
+      </w:r>
+    </w:p>
+    <w:p>
+      <w:pPr>
+        <w:jc w:val="left"/>
+        <w:spacing w:before="0" w:after="60"/>
+      </w:pPr>
+      <w:r>
+        <w:rPr>
+          <w:rFonts w:ascii="Inter" w:hAnsi="Inter" w:cs="Inter"/>
+          <w:b/>
+          <w:sz w:val="22"/>
+          <w:color w:val="010D13"/>
+        </w:rPr>
+        <w:t xml:space="preserve">• 🎙️ Pulse vs Libra: Pulse 'sluša' uši i glas (telefonski pozivi). Libra 'čita' oči i papire (fakture i slike računa s mobitela).</w:t>
+      </w:r>
+    </w:p>
+    <w:p>
+      <w:pPr>
+        <w:jc w:val="left"/>
+        <w:spacing w:before="0" w:after="140"/>
+      </w:pPr>
+      <w:r>
+        <w:rPr>
+          <w:rFonts w:ascii="Inter" w:hAnsi="Inter" w:cs="Inter"/>
+          <w:b/>
+          <w:sz w:val="22"/>
+          <w:color w:val="010D13"/>
+        </w:rPr>
+        <w:t xml:space="preserve">• 👗 Mode: Vlada butikom — povezuje kase, provjerava veličine odjeće i šalje brzu poštu.</w:t>
+      </w:r>
+    </w:p>
+    <w:p>
+      <w:pPr>
+        <w:jc w:val="left"/>
         <w:spacing w:before="240" w:after="120"/>
       </w:pPr>
       <w:r>
@@ -405,7 +611,7 @@
           <w:sz w:val="32"/>
           <w:color w:val="010D13"/>
         </w:rPr>
-        <w:t xml:space="preserve">2. Pravila igre i sistem pomoći (Hint mehanika)</w:t>
+        <w:t xml:space="preserve">3. Pravila igre i sistem pomoći (Hint mehanika)</w:t>
       </w:r>
     </w:p>
     <w:p>
@@ -434,13 +640,13 @@
           <w:sz w:val="22"/>
           <w:color w:val="010D13"/>
         </w:rPr>
-        <w:t xml:space="preserve">• Značenje naziva nivoa: Junior, Medior, Senior i CEO označavaju isključivo TEŽINU PITANJA, a ne nečiji staž.</w:t>
+        <w:t xml:space="preserve">• Značenje naziva nivoa: Junior, Medior, Senior i CEO označavaju isključivo TEŽINU PITANJA.</w:t>
       </w:r>
     </w:p>
     <w:p>
       <w:pPr>
         <w:jc w:val="left"/>
-        <w:spacing w:before="0" w:after="120"/>
+        <w:spacing w:before="0" w:after="240"/>
       </w:pPr>
       <w:r>
         <w:rPr>
@@ -454,49 +660,6 @@
     <w:p>
       <w:pPr>
         <w:jc w:val="left"/>
-        <w:spacing w:before="140" w:after="80"/>
-      </w:pPr>
-      <w:r>
-        <w:rPr>
-          <w:rFonts w:ascii="Inter" w:hAnsi="Inter" w:cs="Inter"/>
-          <w:b/>
-          <w:sz w:val="24"/>
-          <w:color w:val="010D13"/>
-        </w:rPr>
-        <w:t xml:space="preserve">Dvije distinkcije koje voditelj naglašava naglas:</w:t>
-      </w:r>
-    </w:p>
-    <w:p>
-      <w:pPr>
-        <w:jc w:val="left"/>
-        <w:spacing w:before="0" w:after="60"/>
-      </w:pPr>
-      <w:r>
-        <w:rPr>
-          <w:rFonts w:ascii="Inter" w:hAnsi="Inter" w:cs="Inter"/>
-          <w:sz w:val="22"/>
-          <w:color w:val="010D13"/>
-        </w:rPr>
-        <w:t xml:space="preserve">1. Atlas vs Vesta: Atlas prati robu koja prolazi KROZ firmu (zalihe za prodaju). Vesta prati opremu koju firma POSJEDUJE i koristi (laptopi, vozila, radni alati).</w:t>
-      </w:r>
-    </w:p>
-    <w:p>
-      <w:pPr>
-        <w:jc w:val="left"/>
-        <w:spacing w:before="0" w:after="240"/>
-      </w:pPr>
-      <w:r>
-        <w:rPr>
-          <w:rFonts w:ascii="Inter" w:hAnsi="Inter" w:cs="Inter"/>
-          <w:sz w:val="22"/>
-          <w:color w:val="010D13"/>
-        </w:rPr>
-        <w:t xml:space="preserve">2. Switch-on vs Roll-out: Pulse i Libra se uključuju na postojeće podatke. Atlas, Mode i Vesta se uvode na terenu označavanjem barkodovima i policama.</w:t>
-      </w:r>
-    </w:p>
-    <w:p>
-      <w:pPr>
-        <w:jc w:val="left"/>
         <w:spacing w:before="240" w:after="140"/>
       </w:pPr>
       <w:r>
@@ -506,7 +669,7 @@
           <w:sz w:val="32"/>
           <w:color w:val="010D13"/>
         </w:rPr>
-        <w:t xml:space="preserve">3. Cjelokupan set od 10 pitanja iz CEO perspektive (Jasno za učenike i studente)</w:t>
+        <w:t xml:space="preserve">4. Cjelokupan set od 10 pitanja iz CEO perspektive</w:t>
       </w:r>
     </w:p>
     <w:p>
@@ -578,7 +741,7 @@
           <w:sz w:val="20"/>
           <w:color w:val="92400E"/>
         </w:rPr>
-        <w:t xml:space="preserve">Treba vam softver koji umjesto čovjeka može preslušati hiljade audio razgovora i odmah prijaviti greške.</w:t>
+        <w:t xml:space="preserve">Sjetite se inspektora sa super-sluhom. Koji softver sluša glasove i audio snimke umjesto čovjeka?</w:t>
       </w:r>
     </w:p>
     <w:p>
@@ -745,7 +908,7 @@
           <w:sz w:val="20"/>
           <w:color w:val="92400E"/>
         </w:rPr>
-        <w:t xml:space="preserve">Tražite rješenje specijalizovano za butike koje na samoj kasi odmah prikazuje stanje zaliha u svim radnjama.</w:t>
+        <w:t xml:space="preserve">Sjetite se mozga za modne radnje koji na samoj kasi odmah prikazuje stanje veličina u svim buticima.</w:t>
       </w:r>
     </w:p>
     <w:p>
@@ -912,7 +1075,7 @@
           <w:sz w:val="20"/>
           <w:color w:val="92400E"/>
         </w:rPr>
-        <w:t xml:space="preserve">Traži se sistem koji sam 'pročita' poslani račun ili sliku i automatski ga arhivira na pravo mjesto.</w:t>
+        <w:t xml:space="preserve">Sjetite se čitača računa koji mrzi papir i sam skenira slike troškova sa mobitela bez ručnog prekucavanja.</w:t>
       </w:r>
     </w:p>
     <w:p>
@@ -1887,7 +2050,7 @@
           <w:sz w:val="21"/>
           <w:color w:val="1E293B"/>
         </w:rPr>
-        <w:t xml:space="preserve">Kao CEO planirate veliku novu nabavku, ali finansijski direktor i šef skladišta imaju ogromnu razliku od 300.000 KM u procjeni trenutnih zaliha. Na papiru piše jedno, a skladištari tvrde da police ne odgovaraju tom stanju. Zbog ovog haosa ne znate stvarno stanje firme. Šta uvodi potpunu tačnost zaliha?</w:t>
+        <w:t xml:space="preserve">Kao CEO planirate veliku novu nabavku, ali finansijski direktor i šef skladišta imaju ogromnu razliku od 300.000 KM u procjeni trenutnih zaliha robe za prodaju. Na papiru piše jedno, a police skladišta su poluprazne. Zbog ovog haosa ne znate stvarno stanje firme. Šta uvodi potpunu tačnost zaliha?</w:t>
       </w:r>
     </w:p>
     <w:p>
